--- a/2025/бумаги/План-проспект АВР практики.docx
+++ b/2025/бумаги/План-проспект АВР практики.docx
@@ -396,8 +396,6 @@
         </w:rPr>
         <w:t xml:space="preserve">2. Цели, задачи и ожидаемые </w:t>
       </w:r>
-      <w:bookmarkStart w:id="0" w:name="_GoBack"/>
-      <w:bookmarkEnd w:id="0"/>
       <w:r>
         <w:rPr>
           <w:rFonts w:ascii="Times New Roman" w:hAnsi="Times New Roman" w:cs="Times New Roman"/>
@@ -1080,108 +1078,17 @@
         </w:rPr>
         <w:t xml:space="preserve"> </w:t>
       </w:r>
-      <w:r>
-        <w:fldChar w:fldCharType="begin"/>
-      </w:r>
-      <w:r>
-        <w:rPr>
-          <w:lang w:val="ru-RU"/>
-        </w:rPr>
-        <w:instrText xml:space="preserve"> </w:instrText>
-      </w:r>
-      <w:r>
-        <w:instrText>HYPERLINK</w:instrText>
-      </w:r>
-      <w:r>
-        <w:rPr>
-          <w:lang w:val="ru-RU"/>
-        </w:rPr>
-        <w:instrText xml:space="preserve"> "</w:instrText>
-      </w:r>
-      <w:r>
-        <w:instrText>https</w:instrText>
-      </w:r>
-      <w:r>
-        <w:rPr>
-          <w:lang w:val="ru-RU"/>
-        </w:rPr>
-        <w:instrText>://</w:instrText>
-      </w:r>
-      <w:r>
-        <w:instrText>github</w:instrText>
-      </w:r>
-      <w:r>
-        <w:rPr>
-          <w:lang w:val="ru-RU"/>
-        </w:rPr>
-        <w:instrText>.</w:instrText>
-      </w:r>
-      <w:r>
-        <w:instrText>com</w:instrText>
-      </w:r>
-      <w:r>
-        <w:rPr>
-          <w:lang w:val="ru-RU"/>
-        </w:rPr>
-        <w:instrText>/</w:instrText>
-      </w:r>
-      <w:r>
-        <w:instrText>MVRonkin</w:instrText>
-      </w:r>
-      <w:r>
-        <w:rPr>
-          <w:lang w:val="ru-RU"/>
-        </w:rPr>
-        <w:instrText>/</w:instrText>
-      </w:r>
-      <w:r>
-        <w:instrText>TimeSeriesCourse</w:instrText>
-      </w:r>
-      <w:r>
-        <w:rPr>
-          <w:lang w:val="ru-RU"/>
-        </w:rPr>
-        <w:instrText>/</w:instrText>
-      </w:r>
-      <w:r>
-        <w:instrText>tree</w:instrText>
-      </w:r>
-      <w:r>
-        <w:rPr>
-          <w:lang w:val="ru-RU"/>
-        </w:rPr>
-        <w:instrText>/</w:instrText>
-      </w:r>
-      <w:r>
-        <w:instrText>main</w:instrText>
-      </w:r>
-      <w:r>
-        <w:rPr>
-          <w:lang w:val="ru-RU"/>
-        </w:rPr>
-        <w:instrText xml:space="preserve">/2025/" </w:instrText>
-      </w:r>
-      <w:r>
-        <w:fldChar w:fldCharType="separate"/>
-      </w:r>
-      <w:r>
-        <w:rPr>
-          <w:rStyle w:val="ad"/>
-          <w:rFonts w:ascii="Times New Roman" w:hAnsi="Times New Roman" w:cs="Times New Roman"/>
-          <w:bCs/>
-          <w:lang w:val="ru-RU"/>
-        </w:rPr>
-        <w:t>https://github.com/MVRonkin/TimeSeriesCourse/tree/main/2025/</w:t>
-      </w:r>
-      <w:r>
-        <w:rPr>
-          <w:rStyle w:val="ad"/>
-          <w:rFonts w:ascii="Times New Roman" w:hAnsi="Times New Roman" w:cs="Times New Roman"/>
-          <w:bCs/>
-          <w:lang w:val="ru-RU"/>
-        </w:rPr>
-        <w:fldChar w:fldCharType="end"/>
-      </w:r>
+      <w:hyperlink r:id="rId5" w:history="1">
+        <w:r>
+          <w:rPr>
+            <w:rStyle w:val="ad"/>
+            <w:rFonts w:ascii="Times New Roman" w:hAnsi="Times New Roman" w:cs="Times New Roman"/>
+            <w:bCs/>
+            <w:lang w:val="ru-RU"/>
+          </w:rPr>
+          <w:t>https://github.com/MVRonkin/TimeSeriesCourse/tree/main/2025/</w:t>
+        </w:r>
+      </w:hyperlink>
       <w:r>
         <w:rPr>
           <w:rFonts w:ascii="Times New Roman" w:hAnsi="Times New Roman" w:cs="Times New Roman"/>
@@ -1422,108 +1329,17 @@
         </w:rPr>
         <w:t xml:space="preserve">Итоговое задание, тестовые материалы и задания повышенной сложности для промежуточной аттестации (зачет) имеются (тут. </w:t>
       </w:r>
-      <w:r>
-        <w:fldChar w:fldCharType="begin"/>
-      </w:r>
-      <w:r>
-        <w:rPr>
-          <w:lang w:val="ru-RU"/>
-        </w:rPr>
-        <w:instrText xml:space="preserve"> </w:instrText>
-      </w:r>
-      <w:r>
-        <w:instrText>HYPERLINK</w:instrText>
-      </w:r>
-      <w:r>
-        <w:rPr>
-          <w:lang w:val="ru-RU"/>
-        </w:rPr>
-        <w:instrText xml:space="preserve"> "</w:instrText>
-      </w:r>
-      <w:r>
-        <w:instrText>https</w:instrText>
-      </w:r>
-      <w:r>
-        <w:rPr>
-          <w:lang w:val="ru-RU"/>
-        </w:rPr>
-        <w:instrText>://</w:instrText>
-      </w:r>
-      <w:r>
-        <w:instrText>disk</w:instrText>
-      </w:r>
-      <w:r>
-        <w:rPr>
-          <w:lang w:val="ru-RU"/>
-        </w:rPr>
-        <w:instrText>.</w:instrText>
-      </w:r>
-      <w:r>
-        <w:instrText>yandex</w:instrText>
-      </w:r>
-      <w:r>
-        <w:rPr>
-          <w:lang w:val="ru-RU"/>
-        </w:rPr>
-        <w:instrText>.</w:instrText>
-      </w:r>
-      <w:r>
-        <w:instrText>ru</w:instrText>
-      </w:r>
-      <w:r>
-        <w:rPr>
-          <w:lang w:val="ru-RU"/>
-        </w:rPr>
-        <w:instrText>/</w:instrText>
-      </w:r>
-      <w:r>
-        <w:instrText>d</w:instrText>
-      </w:r>
-      <w:r>
-        <w:rPr>
-          <w:lang w:val="ru-RU"/>
-        </w:rPr>
-        <w:instrText>/</w:instrText>
-      </w:r>
-      <w:r>
-        <w:instrText>NpxgpA</w:instrText>
-      </w:r>
-      <w:r>
-        <w:rPr>
-          <w:lang w:val="ru-RU"/>
-        </w:rPr>
-        <w:instrText>4</w:instrText>
-      </w:r>
-      <w:r>
-        <w:instrText>eDlOSvw</w:instrText>
-      </w:r>
-      <w:r>
-        <w:rPr>
-          <w:lang w:val="ru-RU"/>
-        </w:rPr>
-        <w:instrText xml:space="preserve">" </w:instrText>
-      </w:r>
-      <w:r>
-        <w:fldChar w:fldCharType="separate"/>
-      </w:r>
-      <w:r>
-        <w:rPr>
-          <w:rStyle w:val="ad"/>
-          <w:rFonts w:ascii="Times New Roman" w:hAnsi="Times New Roman" w:cs="Times New Roman"/>
-          <w:bCs/>
-          <w:lang w:val="ru-RU"/>
-        </w:rPr>
-        <w:t>https://disk.yandex.ru/d/NpxgpA4eDlOSvw</w:t>
-      </w:r>
-      <w:r>
-        <w:rPr>
-          <w:rStyle w:val="ad"/>
-          <w:rFonts w:ascii="Times New Roman" w:hAnsi="Times New Roman" w:cs="Times New Roman"/>
-          <w:bCs/>
-          <w:lang w:val="ru-RU"/>
-        </w:rPr>
-        <w:fldChar w:fldCharType="end"/>
-      </w:r>
+      <w:hyperlink r:id="rId6" w:history="1">
+        <w:r>
+          <w:rPr>
+            <w:rStyle w:val="ad"/>
+            <w:rFonts w:ascii="Times New Roman" w:hAnsi="Times New Roman" w:cs="Times New Roman"/>
+            <w:bCs/>
+            <w:lang w:val="ru-RU"/>
+          </w:rPr>
+          <w:t>https://disk.yandex.ru/d/NpxgpA4eDlOSvw</w:t>
+        </w:r>
+      </w:hyperlink>
       <w:r>
         <w:rPr>
           <w:rFonts w:ascii="Times New Roman" w:hAnsi="Times New Roman" w:cs="Times New Roman"/>
@@ -2790,7 +2606,17 @@
           <w:bCs/>
           <w:lang w:val="ru-RU"/>
         </w:rPr>
-        <w:t xml:space="preserve">. Порядок проверки корректности </w:t>
+        <w:t xml:space="preserve">. </w:t>
+      </w:r>
+      <w:bookmarkStart w:id="0" w:name="_GoBack"/>
+      <w:r>
+        <w:rPr>
+          <w:rFonts w:ascii="Times New Roman" w:hAnsi="Times New Roman" w:cs="Times New Roman"/>
+          <w:b/>
+          <w:bCs/>
+          <w:lang w:val="ru-RU"/>
+        </w:rPr>
+        <w:t xml:space="preserve">Порядок проверки корректности </w:t>
       </w:r>
     </w:p>
     <w:p>
@@ -3395,6 +3221,7 @@
         <w:t xml:space="preserve"> решения задачи ВР, а также его описание и результаты его тестирования.</w:t>
       </w:r>
     </w:p>
+    <w:bookmarkEnd w:id="0"/>
     <w:p>
       <w:pPr>
         <w:rPr>

--- a/2025/бумаги/План-проспект АВР практики.docx
+++ b/2025/бумаги/План-проспект АВР практики.docx
@@ -102,6 +102,15 @@
         </w:rPr>
         <w:t>»</w:t>
       </w:r>
+      <w:r>
+        <w:rPr>
+          <w:rFonts w:ascii="Times New Roman" w:hAnsi="Times New Roman" w:cs="Times New Roman"/>
+          <w:b/>
+          <w:bCs/>
+          <w:lang w:val="ru-RU"/>
+        </w:rPr>
+        <w:t xml:space="preserve"> </w:t>
+      </w:r>
     </w:p>
     <w:p>
       <w:pPr>
@@ -539,9 +548,21 @@
       <w:pPr>
         <w:rPr>
           <w:rFonts w:ascii="Times New Roman" w:hAnsi="Times New Roman" w:cs="Times New Roman"/>
-          <w:lang w:val="ru-RU"/>
-        </w:rPr>
-      </w:pPr>
+          <w:b/>
+          <w:bCs/>
+          <w:lang w:val="ru-RU"/>
+        </w:rPr>
+      </w:pPr>
+    </w:p>
+    <w:p>
+      <w:pPr>
+        <w:rPr>
+          <w:rFonts w:ascii="Times New Roman" w:hAnsi="Times New Roman" w:cs="Times New Roman"/>
+          <w:lang w:val="ru-RU"/>
+        </w:rPr>
+      </w:pPr>
+      <w:bookmarkStart w:id="0" w:name="_GoBack"/>
+      <w:bookmarkEnd w:id="0"/>
       <w:r>
         <w:rPr>
           <w:rFonts w:ascii="Times New Roman" w:hAnsi="Times New Roman" w:cs="Times New Roman"/>
@@ -1375,6 +1396,7 @@
           <w:bCs/>
           <w:lang w:val="ru-RU"/>
         </w:rPr>
+        <w:lastRenderedPageBreak/>
         <w:t>4</w:t>
       </w:r>
       <w:r>
@@ -1451,7 +1473,6 @@
           <w:bCs/>
           <w:lang w:val="ru-RU"/>
         </w:rPr>
-        <w:lastRenderedPageBreak/>
         <w:t>Задача №1</w:t>
       </w:r>
       <w:r>
@@ -2561,6 +2582,7 @@
           <w:rFonts w:ascii="Times New Roman" w:hAnsi="Times New Roman" w:cs="Times New Roman"/>
           <w:lang w:val="ru-RU"/>
         </w:rPr>
+        <w:lastRenderedPageBreak/>
         <w:t xml:space="preserve">Результат: </w:t>
       </w:r>
       <w:proofErr w:type="spellStart"/>
@@ -2596,7 +2618,6 @@
           <w:bCs/>
           <w:lang w:val="ru-RU"/>
         </w:rPr>
-        <w:lastRenderedPageBreak/>
         <w:t>5</w:t>
       </w:r>
       <w:r>
@@ -2606,17 +2627,7 @@
           <w:bCs/>
           <w:lang w:val="ru-RU"/>
         </w:rPr>
-        <w:t xml:space="preserve">. </w:t>
-      </w:r>
-      <w:bookmarkStart w:id="0" w:name="_GoBack"/>
-      <w:r>
-        <w:rPr>
-          <w:rFonts w:ascii="Times New Roman" w:hAnsi="Times New Roman" w:cs="Times New Roman"/>
-          <w:b/>
-          <w:bCs/>
-          <w:lang w:val="ru-RU"/>
-        </w:rPr>
-        <w:t xml:space="preserve">Порядок проверки корректности </w:t>
+        <w:t xml:space="preserve">. Порядок проверки корректности </w:t>
       </w:r>
     </w:p>
     <w:p>
@@ -3221,7 +3232,6 @@
         <w:t xml:space="preserve"> решения задачи ВР, а также его описание и результаты его тестирования.</w:t>
       </w:r>
     </w:p>
-    <w:bookmarkEnd w:id="0"/>
     <w:p>
       <w:pPr>
         <w:rPr>
